--- a/LAB-1/Basic Router Configuration.docx
+++ b/LAB-1/Basic Router Configuration.docx
@@ -108,259 +108,325 @@
         </w:rPr>
         <w:t>Topology</w:t>
       </w:r>
+    </w:p>
+    <w:p>
+      <w:pPr>
+        <w:rPr>
+          <w:rFonts w:ascii="Lato" w:hAnsi="Lato"/>
+        </w:rPr>
+      </w:pPr>
+      <w:r>
+        <w:rPr>
+          <w:rFonts w:ascii="Lato" w:hAnsi="Lato"/>
+        </w:rPr>
+        <w:t>- 1 Cisco 1941 Router</w:t>
+      </w:r>
+    </w:p>
+    <w:p>
+      <w:pPr>
+        <w:rPr>
+          <w:rFonts w:ascii="Lato" w:hAnsi="Lato"/>
+        </w:rPr>
+      </w:pPr>
+      <w:r>
+        <w:rPr>
+          <w:rFonts w:ascii="Lato" w:hAnsi="Lato"/>
+        </w:rPr>
+        <w:t>- 2 Cisco 2960 Switches</w:t>
+      </w:r>
+    </w:p>
+    <w:p>
+      <w:pPr>
+        <w:rPr>
+          <w:rFonts w:ascii="Lato" w:hAnsi="Lato"/>
+        </w:rPr>
+      </w:pPr>
+      <w:r>
+        <w:rPr>
+          <w:rFonts w:ascii="Lato" w:hAnsi="Lato"/>
+        </w:rPr>
+        <w:t xml:space="preserve">- Each switch connected </w:t>
+      </w:r>
+      <w:proofErr w:type="gramStart"/>
+      <w:r>
+        <w:rPr>
+          <w:rFonts w:ascii="Lato" w:hAnsi="Lato"/>
+        </w:rPr>
+        <w:t xml:space="preserve">16 </w:t>
+      </w:r>
+      <w:r>
+        <w:rPr>
+          <w:rFonts w:ascii="Lato" w:hAnsi="Lato"/>
+        </w:rPr>
+        <w:t xml:space="preserve"> PCs</w:t>
+      </w:r>
+      <w:proofErr w:type="gramEnd"/>
+    </w:p>
+    <w:p>
+      <w:pPr>
+        <w:rPr>
+          <w:rFonts w:ascii="Lato" w:hAnsi="Lato"/>
+          <w:b/>
+          <w:u w:val="single"/>
+        </w:rPr>
+      </w:pPr>
+      <w:r>
+        <w:rPr>
+          <w:rFonts w:ascii="Lato" w:hAnsi="Lato"/>
+          <w:b/>
+          <w:u w:val="single"/>
+        </w:rPr>
+        <w:t xml:space="preserve"> IP Addressing</w:t>
+      </w:r>
+    </w:p>
+    <w:p>
+      <w:pPr>
+        <w:rPr>
+          <w:rFonts w:ascii="Lato" w:hAnsi="Lato"/>
+          <w:b/>
+          <w:u w:val="single"/>
+        </w:rPr>
+      </w:pPr>
+      <w:r>
+        <w:rPr>
+          <w:rFonts w:ascii="Lato" w:hAnsi="Lato"/>
+          <w:b/>
+          <w:u w:val="single"/>
+        </w:rPr>
+        <w:t>LAN1</w:t>
+      </w:r>
+    </w:p>
+    <w:p>
+      <w:pPr>
+        <w:rPr>
+          <w:rFonts w:ascii="Lato" w:hAnsi="Lato"/>
+        </w:rPr>
+      </w:pPr>
+      <w:r>
+        <w:rPr>
+          <w:rFonts w:ascii="Lato" w:hAnsi="Lato"/>
+        </w:rPr>
+        <w:t>- Router G0/</w:t>
+      </w:r>
+      <w:proofErr w:type="gramStart"/>
+      <w:r>
+        <w:rPr>
+          <w:rFonts w:ascii="Lato" w:hAnsi="Lato"/>
+        </w:rPr>
+        <w:t>0 :</w:t>
+      </w:r>
+      <w:proofErr w:type="gramEnd"/>
+      <w:r>
+        <w:rPr>
+          <w:rFonts w:ascii="Lato" w:hAnsi="Lato"/>
+        </w:rPr>
+        <w:t xml:space="preserve"> 192.168.1.1/24</w:t>
+      </w:r>
+    </w:p>
+    <w:p>
+      <w:pPr>
+        <w:rPr>
+          <w:rFonts w:ascii="Lato" w:hAnsi="Lato"/>
+        </w:rPr>
+      </w:pPr>
+      <w:r>
+        <w:rPr>
+          <w:rFonts w:ascii="Lato" w:hAnsi="Lato"/>
+        </w:rPr>
+        <w:t xml:space="preserve">- </w:t>
+      </w:r>
+      <w:proofErr w:type="gramStart"/>
+      <w:r>
+        <w:rPr>
+          <w:rFonts w:ascii="Lato" w:hAnsi="Lato"/>
+        </w:rPr>
+        <w:t>PC0 :</w:t>
+      </w:r>
+      <w:proofErr w:type="gramEnd"/>
+      <w:r>
+        <w:rPr>
+          <w:rFonts w:ascii="Lato" w:hAnsi="Lato"/>
+        </w:rPr>
+        <w:t xml:space="preserve"> 192.168.1.2/24</w:t>
+      </w:r>
+    </w:p>
+    <w:p>
+      <w:pPr>
+        <w:rPr>
+          <w:rFonts w:ascii="Lato" w:hAnsi="Lato"/>
+        </w:rPr>
+      </w:pPr>
+      <w:r>
+        <w:rPr>
+          <w:rFonts w:ascii="Lato" w:hAnsi="Lato"/>
+        </w:rPr>
+        <w:t xml:space="preserve">- </w:t>
+      </w:r>
+      <w:proofErr w:type="gramStart"/>
+      <w:r>
+        <w:rPr>
+          <w:rFonts w:ascii="Lato" w:hAnsi="Lato"/>
+        </w:rPr>
+        <w:t>PC1 :</w:t>
+      </w:r>
+      <w:proofErr w:type="gramEnd"/>
+      <w:r>
+        <w:rPr>
+          <w:rFonts w:ascii="Lato" w:hAnsi="Lato"/>
+        </w:rPr>
+        <w:t xml:space="preserve"> 192.168.1.3/24</w:t>
+      </w:r>
+    </w:p>
+    <w:p>
+      <w:pPr>
+        <w:rPr>
+          <w:rFonts w:ascii="Lato" w:hAnsi="Lato"/>
+        </w:rPr>
+      </w:pPr>
+      <w:r>
+        <w:rPr>
+          <w:rFonts w:ascii="Lato" w:hAnsi="Lato"/>
+        </w:rPr>
+        <w:t>-</w:t>
+      </w:r>
+      <w:proofErr w:type="gramStart"/>
+      <w:r>
+        <w:rPr>
+          <w:rFonts w:ascii="Lato" w:hAnsi="Lato"/>
+        </w:rPr>
+        <w:t>PCN :</w:t>
+      </w:r>
+      <w:proofErr w:type="gramEnd"/>
+      <w:r>
+        <w:rPr>
+          <w:rFonts w:ascii="Lato" w:hAnsi="Lato"/>
+        </w:rPr>
+        <w:t xml:space="preserve"> 192.168.1.N/24</w:t>
+      </w:r>
+    </w:p>
+    <w:p>
+      <w:pPr>
+        <w:rPr>
+          <w:rFonts w:ascii="Lato" w:hAnsi="Lato"/>
+          <w:b/>
+          <w:u w:val="single"/>
+        </w:rPr>
+      </w:pPr>
+      <w:r>
+        <w:rPr>
+          <w:rFonts w:ascii="Lato" w:hAnsi="Lato"/>
+          <w:b/>
+          <w:u w:val="single"/>
+        </w:rPr>
+        <w:t>LAN2</w:t>
+      </w:r>
+    </w:p>
+    <w:p>
+      <w:pPr>
+        <w:rPr>
+          <w:rFonts w:ascii="Lato" w:hAnsi="Lato"/>
+        </w:rPr>
+      </w:pPr>
+      <w:r>
+        <w:rPr>
+          <w:rFonts w:ascii="Lato" w:hAnsi="Lato"/>
+        </w:rPr>
+        <w:t>- Router G0/</w:t>
+      </w:r>
+      <w:proofErr w:type="gramStart"/>
+      <w:r>
+        <w:rPr>
+          <w:rFonts w:ascii="Lato" w:hAnsi="Lato"/>
+        </w:rPr>
+        <w:t>1 :</w:t>
+      </w:r>
+      <w:proofErr w:type="gramEnd"/>
+      <w:r>
+        <w:rPr>
+          <w:rFonts w:ascii="Lato" w:hAnsi="Lato"/>
+        </w:rPr>
+        <w:t xml:space="preserve"> 192.168.2.1/24</w:t>
+      </w:r>
+    </w:p>
+    <w:p>
+      <w:pPr>
+        <w:rPr>
+          <w:rFonts w:ascii="Lato" w:hAnsi="Lato"/>
+        </w:rPr>
+      </w:pPr>
+      <w:r>
+        <w:rPr>
+          <w:rFonts w:ascii="Lato" w:hAnsi="Lato"/>
+        </w:rPr>
+        <w:t xml:space="preserve">- </w:t>
+      </w:r>
+      <w:proofErr w:type="gramStart"/>
+      <w:r>
+        <w:rPr>
+          <w:rFonts w:ascii="Lato" w:hAnsi="Lato"/>
+        </w:rPr>
+        <w:t>PC2 :</w:t>
+      </w:r>
+      <w:proofErr w:type="gramEnd"/>
+      <w:r>
+        <w:rPr>
+          <w:rFonts w:ascii="Lato" w:hAnsi="Lato"/>
+        </w:rPr>
+        <w:t xml:space="preserve"> 192.168.2.2/24</w:t>
+      </w:r>
+    </w:p>
+    <w:p>
+      <w:pPr>
+        <w:rPr>
+          <w:rFonts w:ascii="Lato" w:hAnsi="Lato"/>
+        </w:rPr>
+      </w:pPr>
+      <w:r>
+        <w:rPr>
+          <w:rFonts w:ascii="Lato" w:hAnsi="Lato"/>
+        </w:rPr>
+        <w:t xml:space="preserve">- </w:t>
+      </w:r>
+      <w:proofErr w:type="gramStart"/>
+      <w:r>
+        <w:rPr>
+          <w:rFonts w:ascii="Lato" w:hAnsi="Lato"/>
+        </w:rPr>
+        <w:t>PC3 :</w:t>
+      </w:r>
+      <w:proofErr w:type="gramEnd"/>
+      <w:r>
+        <w:rPr>
+          <w:rFonts w:ascii="Lato" w:hAnsi="Lato"/>
+        </w:rPr>
+        <w:t xml:space="preserve"> 192.168.2.5/24</w:t>
+      </w:r>
+    </w:p>
+    <w:p>
+      <w:pPr>
+        <w:rPr>
+          <w:rFonts w:ascii="Lato" w:hAnsi="Lato"/>
+        </w:rPr>
+      </w:pPr>
+      <w:r>
+        <w:rPr>
+          <w:rFonts w:ascii="Lato" w:hAnsi="Lato"/>
+        </w:rPr>
+        <w:t>PCN : 192.</w:t>
+      </w:r>
+      <w:r>
+        <w:rPr>
+          <w:rFonts w:ascii="Lato" w:hAnsi="Lato"/>
+        </w:rPr>
+        <w:t>168.2</w:t>
+      </w:r>
       <w:bookmarkStart w:id="0" w:name="_GoBack"/>
       <w:bookmarkEnd w:id="0"/>
-    </w:p>
-    <w:p>
-      <w:pPr>
-        <w:rPr>
-          <w:rFonts w:ascii="Lato" w:hAnsi="Lato"/>
-        </w:rPr>
-      </w:pPr>
-      <w:r>
-        <w:rPr>
-          <w:rFonts w:ascii="Lato" w:hAnsi="Lato"/>
-        </w:rPr>
-        <w:t>- 1 Cisco 1941 Router</w:t>
-      </w:r>
-    </w:p>
-    <w:p>
-      <w:pPr>
-        <w:rPr>
-          <w:rFonts w:ascii="Lato" w:hAnsi="Lato"/>
-        </w:rPr>
-      </w:pPr>
-      <w:r>
-        <w:rPr>
-          <w:rFonts w:ascii="Lato" w:hAnsi="Lato"/>
-        </w:rPr>
-        <w:t>- 2 Cisco 2960 Switches</w:t>
-      </w:r>
-    </w:p>
-    <w:p>
-      <w:pPr>
-        <w:rPr>
-          <w:rFonts w:ascii="Lato" w:hAnsi="Lato"/>
-        </w:rPr>
-      </w:pPr>
-      <w:r>
-        <w:rPr>
-          <w:rFonts w:ascii="Lato" w:hAnsi="Lato"/>
-        </w:rPr>
-        <w:t>- 4 PCs</w:t>
-      </w:r>
-    </w:p>
-    <w:p>
-      <w:pPr>
-        <w:rPr>
-          <w:rFonts w:ascii="Lato" w:hAnsi="Lato"/>
-          <w:b/>
-          <w:u w:val="single"/>
-        </w:rPr>
-      </w:pPr>
-      <w:r>
-        <w:rPr>
-          <w:rFonts w:ascii="Lato" w:hAnsi="Lato"/>
-          <w:b/>
-          <w:u w:val="single"/>
-        </w:rPr>
-        <w:t xml:space="preserve"> IP Addressing</w:t>
-      </w:r>
-    </w:p>
-    <w:p>
-      <w:pPr>
-        <w:rPr>
-          <w:rFonts w:ascii="Lato" w:hAnsi="Lato"/>
-          <w:b/>
-          <w:u w:val="single"/>
-        </w:rPr>
-      </w:pPr>
-      <w:r>
-        <w:rPr>
-          <w:rFonts w:ascii="Lato" w:hAnsi="Lato"/>
-          <w:b/>
-          <w:u w:val="single"/>
-        </w:rPr>
-        <w:t>LAN1</w:t>
-      </w:r>
-    </w:p>
-    <w:p>
-      <w:pPr>
-        <w:rPr>
-          <w:rFonts w:ascii="Lato" w:hAnsi="Lato"/>
-        </w:rPr>
-      </w:pPr>
-      <w:r>
-        <w:rPr>
-          <w:rFonts w:ascii="Lato" w:hAnsi="Lato"/>
-        </w:rPr>
-        <w:t>- Router G0/</w:t>
-      </w:r>
-      <w:proofErr w:type="gramStart"/>
-      <w:r>
-        <w:rPr>
-          <w:rFonts w:ascii="Lato" w:hAnsi="Lato"/>
-        </w:rPr>
-        <w:t>0 :</w:t>
-      </w:r>
-      <w:proofErr w:type="gramEnd"/>
-      <w:r>
-        <w:rPr>
-          <w:rFonts w:ascii="Lato" w:hAnsi="Lato"/>
-        </w:rPr>
-        <w:t xml:space="preserve"> 192.168.1.1/24</w:t>
-      </w:r>
-    </w:p>
-    <w:p>
-      <w:pPr>
-        <w:rPr>
-          <w:rFonts w:ascii="Lato" w:hAnsi="Lato"/>
-        </w:rPr>
-      </w:pPr>
-      <w:r>
-        <w:rPr>
-          <w:rFonts w:ascii="Lato" w:hAnsi="Lato"/>
-        </w:rPr>
-        <w:t xml:space="preserve">- </w:t>
-      </w:r>
-      <w:proofErr w:type="gramStart"/>
-      <w:r>
-        <w:rPr>
-          <w:rFonts w:ascii="Lato" w:hAnsi="Lato"/>
-        </w:rPr>
-        <w:t>PC0 :</w:t>
-      </w:r>
-      <w:proofErr w:type="gramEnd"/>
-      <w:r>
-        <w:rPr>
-          <w:rFonts w:ascii="Lato" w:hAnsi="Lato"/>
-        </w:rPr>
-        <w:t xml:space="preserve"> 192.168.1.2/24</w:t>
-      </w:r>
-    </w:p>
-    <w:p>
-      <w:pPr>
-        <w:rPr>
-          <w:rFonts w:ascii="Lato" w:hAnsi="Lato"/>
-        </w:rPr>
-      </w:pPr>
-      <w:r>
-        <w:rPr>
-          <w:rFonts w:ascii="Lato" w:hAnsi="Lato"/>
-        </w:rPr>
-        <w:t xml:space="preserve">- </w:t>
-      </w:r>
-      <w:proofErr w:type="gramStart"/>
-      <w:r>
-        <w:rPr>
-          <w:rFonts w:ascii="Lato" w:hAnsi="Lato"/>
-        </w:rPr>
-        <w:t>PC1 :</w:t>
-      </w:r>
-      <w:proofErr w:type="gramEnd"/>
-      <w:r>
-        <w:rPr>
-          <w:rFonts w:ascii="Lato" w:hAnsi="Lato"/>
-        </w:rPr>
-        <w:t xml:space="preserve"> 192.168.1.3/24</w:t>
-      </w:r>
-    </w:p>
-    <w:p>
-      <w:pPr>
-        <w:rPr>
-          <w:rFonts w:ascii="Lato" w:hAnsi="Lato"/>
-          <w:b/>
-          <w:u w:val="single"/>
-        </w:rPr>
-      </w:pPr>
-      <w:r>
-        <w:rPr>
-          <w:rFonts w:ascii="Lato" w:hAnsi="Lato"/>
-          <w:b/>
-          <w:u w:val="single"/>
-        </w:rPr>
-        <w:t>LAN2</w:t>
-      </w:r>
-    </w:p>
-    <w:p>
-      <w:pPr>
-        <w:rPr>
-          <w:rFonts w:ascii="Lato" w:hAnsi="Lato"/>
-        </w:rPr>
-      </w:pPr>
-      <w:r>
-        <w:rPr>
-          <w:rFonts w:ascii="Lato" w:hAnsi="Lato"/>
-        </w:rPr>
-        <w:t>- Router G0/</w:t>
-      </w:r>
-      <w:proofErr w:type="gramStart"/>
-      <w:r>
-        <w:rPr>
-          <w:rFonts w:ascii="Lato" w:hAnsi="Lato"/>
-        </w:rPr>
-        <w:t>1 :</w:t>
-      </w:r>
-      <w:proofErr w:type="gramEnd"/>
-      <w:r>
-        <w:rPr>
-          <w:rFonts w:ascii="Lato" w:hAnsi="Lato"/>
-        </w:rPr>
-        <w:t xml:space="preserve"> 192.168.2.1/24</w:t>
-      </w:r>
-    </w:p>
-    <w:p>
-      <w:pPr>
-        <w:rPr>
-          <w:rFonts w:ascii="Lato" w:hAnsi="Lato"/>
-        </w:rPr>
-      </w:pPr>
-      <w:r>
-        <w:rPr>
-          <w:rFonts w:ascii="Lato" w:hAnsi="Lato"/>
-        </w:rPr>
-        <w:t xml:space="preserve">- </w:t>
-      </w:r>
-      <w:proofErr w:type="gramStart"/>
-      <w:r>
-        <w:rPr>
-          <w:rFonts w:ascii="Lato" w:hAnsi="Lato"/>
-        </w:rPr>
-        <w:t>PC2 :</w:t>
-      </w:r>
-      <w:proofErr w:type="gramEnd"/>
-      <w:r>
-        <w:rPr>
-          <w:rFonts w:ascii="Lato" w:hAnsi="Lato"/>
-        </w:rPr>
-        <w:t xml:space="preserve"> 192.168.2.2/24</w:t>
-      </w:r>
-    </w:p>
-    <w:p>
-      <w:pPr>
-        <w:rPr>
-          <w:rFonts w:ascii="Lato" w:hAnsi="Lato"/>
-        </w:rPr>
-      </w:pPr>
-      <w:r>
-        <w:rPr>
-          <w:rFonts w:ascii="Lato" w:hAnsi="Lato"/>
-        </w:rPr>
-        <w:t xml:space="preserve">- </w:t>
-      </w:r>
-      <w:proofErr w:type="gramStart"/>
-      <w:r>
-        <w:rPr>
-          <w:rFonts w:ascii="Lato" w:hAnsi="Lato"/>
-        </w:rPr>
-        <w:t>PC3 :</w:t>
-      </w:r>
-      <w:proofErr w:type="gramEnd"/>
-      <w:r>
-        <w:rPr>
-          <w:rFonts w:ascii="Lato" w:hAnsi="Lato"/>
-        </w:rPr>
-        <w:t xml:space="preserve"> 192.168.2.5/24</w:t>
+      <w:r>
+        <w:rPr>
+          <w:rFonts w:ascii="Lato" w:hAnsi="Lato"/>
+        </w:rPr>
+        <w:t>.N/24</w:t>
       </w:r>
     </w:p>
     <w:p>
@@ -677,6 +743,7 @@
         <w:rPr>
           <w:rFonts w:ascii="Lato" w:hAnsi="Lato"/>
         </w:rPr>
+        <w:lastRenderedPageBreak/>
         <w:tab/>
       </w:r>
       <w:r>
@@ -809,7 +876,6 @@
           <w:rFonts w:ascii="Lato" w:hAnsi="Lato"/>
           <w:lang w:val="en-US"/>
         </w:rPr>
-        <w:lastRenderedPageBreak/>
         <w:tab/>
       </w:r>
       <w:r>
@@ -1961,7 +2027,6 @@
           <w:b/>
           <w:u w:val="single"/>
         </w:rPr>
-        <w:lastRenderedPageBreak/>
         <w:t>Output:</w:t>
       </w:r>
     </w:p>
